--- a/docs/Desafio_Final_Arquitetura_API_Produtos.docx
+++ b/docs/Desafio_Final_Arquitetura_API_Produtos.docx
@@ -1989,6 +1989,228 @@
     </w:p>
     <w:p>
       <w:pPr>
+        <w:spacing w:after="140"/>
+      </w:pPr>
+      <w:r>
+        <w:rPr>
+          <w:sz w:val="22"/>
+          <w:szCs w:val="22"/>
+        </w:rPr>
+        <w:t xml:space="preserve">A atualização de um produto existente foi validada com uma requisição PUT, alterando preço e estoque do produto de id 7 e recebendo de volta os dados já atualizados.</w:t>
+      </w:r>
+    </w:p>
+    <w:p>
+      <w:pPr>
+        <w:spacing w:after="120" w:before="200"/>
+        <w:jc w:val="center"/>
+      </w:pPr>
+      <w:r>
+        <w:drawing>
+          <wp:inline distT="0" distB="0" distL="0" distR="0">
+            <wp:extent cx="4953000" cy="2219325"/>
+            <wp:effectExtent t="0" r="0" b="0" l="0"/>
+            <wp:docPr id="1" name="" descr="" title=""/>
+            <wp:cNvGraphicFramePr>
+              <a:graphicFrameLocks xmlns:a="http://schemas.openxmlformats.org/drawingml/2006/main" noChangeAspect="1"/>
+            </wp:cNvGraphicFramePr>
+            <a:graphic xmlns:a="http://schemas.openxmlformats.org/drawingml/2006/main">
+              <a:graphicData uri="http://schemas.openxmlformats.org/drawingml/2006/picture">
+                <pic:pic xmlns:pic="http://schemas.openxmlformats.org/drawingml/2006/picture">
+                  <pic:nvPicPr>
+                    <pic:cNvPr id="0" name="" descr=""/>
+                    <pic:cNvPicPr>
+                      <a:picLocks noChangeAspect="1" noChangeArrowheads="1"/>
+                    </pic:cNvPicPr>
+                  </pic:nvPicPr>
+                  <pic:blipFill>
+                    <a:blip r:embed="rId11" cstate="none"/>
+                    <a:srcRect/>
+                    <a:stretch>
+                      <a:fillRect/>
+                    </a:stretch>
+                  </pic:blipFill>
+                  <pic:spPr bwMode="auto">
+                    <a:xfrm>
+                      <a:off x="0" y="0"/>
+                      <a:ext cx="4953000" cy="2219325"/>
+                    </a:xfrm>
+                    <a:prstGeom prst="rect">
+                      <a:avLst/>
+                    </a:prstGeom>
+                  </pic:spPr>
+                </pic:pic>
+              </a:graphicData>
+            </a:graphic>
+          </wp:inline>
+        </w:drawing>
+      </w:r>
+    </w:p>
+    <w:p>
+      <w:pPr>
+        <w:spacing w:after="280"/>
+        <w:jc w:val="center"/>
+      </w:pPr>
+      <w:r>
+        <w:rPr>
+          <w:i/>
+          <w:iCs/>
+          <w:color w:val="5F5E5A"/>
+          <w:sz w:val="19"/>
+          <w:szCs w:val="19"/>
+        </w:rPr>
+        <w:t xml:space="preserve">Figura 5 — Teste manual do endpoint PUT /produtos/{id} no Insomnia</w:t>
+      </w:r>
+    </w:p>
+    <w:p>
+      <w:pPr>
+        <w:spacing w:after="140"/>
+      </w:pPr>
+      <w:r>
+        <w:rPr>
+          <w:sz w:val="22"/>
+          <w:szCs w:val="22"/>
+        </w:rPr>
+        <w:t xml:space="preserve">A exclusão foi validada com uma requisição DELETE para o produto de id 8, que retornou HTTP 204 No Content — conforme o padrão REST, sem corpo de resposta para essa operação.</w:t>
+      </w:r>
+    </w:p>
+    <w:p>
+      <w:pPr>
+        <w:spacing w:after="120" w:before="200"/>
+        <w:jc w:val="center"/>
+      </w:pPr>
+      <w:r>
+        <w:drawing>
+          <wp:inline distT="0" distB="0" distL="0" distR="0">
+            <wp:extent cx="4953000" cy="2686050"/>
+            <wp:effectExtent t="0" r="0" b="0" l="0"/>
+            <wp:docPr id="1" name="" descr="" title=""/>
+            <wp:cNvGraphicFramePr>
+              <a:graphicFrameLocks xmlns:a="http://schemas.openxmlformats.org/drawingml/2006/main" noChangeAspect="1"/>
+            </wp:cNvGraphicFramePr>
+            <a:graphic xmlns:a="http://schemas.openxmlformats.org/drawingml/2006/main">
+              <a:graphicData uri="http://schemas.openxmlformats.org/drawingml/2006/picture">
+                <pic:pic xmlns:pic="http://schemas.openxmlformats.org/drawingml/2006/picture">
+                  <pic:nvPicPr>
+                    <pic:cNvPr id="0" name="" descr=""/>
+                    <pic:cNvPicPr>
+                      <a:picLocks noChangeAspect="1" noChangeArrowheads="1"/>
+                    </pic:cNvPicPr>
+                  </pic:nvPicPr>
+                  <pic:blipFill>
+                    <a:blip r:embed="rId12" cstate="none"/>
+                    <a:srcRect/>
+                    <a:stretch>
+                      <a:fillRect/>
+                    </a:stretch>
+                  </pic:blipFill>
+                  <pic:spPr bwMode="auto">
+                    <a:xfrm>
+                      <a:off x="0" y="0"/>
+                      <a:ext cx="4953000" cy="2686050"/>
+                    </a:xfrm>
+                    <a:prstGeom prst="rect">
+                      <a:avLst/>
+                    </a:prstGeom>
+                  </pic:spPr>
+                </pic:pic>
+              </a:graphicData>
+            </a:graphic>
+          </wp:inline>
+        </w:drawing>
+      </w:r>
+    </w:p>
+    <w:p>
+      <w:pPr>
+        <w:spacing w:after="280"/>
+        <w:jc w:val="center"/>
+      </w:pPr>
+      <w:r>
+        <w:rPr>
+          <w:i/>
+          <w:iCs/>
+          <w:color w:val="5F5E5A"/>
+          <w:sz w:val="19"/>
+          <w:szCs w:val="19"/>
+        </w:rPr>
+        <w:t xml:space="preserve">Figura 6 — Teste manual do endpoint DELETE /produtos/{id} no Insomnia</w:t>
+      </w:r>
+    </w:p>
+    <w:p>
+      <w:pPr>
+        <w:spacing w:after="140"/>
+      </w:pPr>
+      <w:r>
+        <w:rPr>
+          <w:sz w:val="22"/>
+          <w:szCs w:val="22"/>
+        </w:rPr>
+        <w:t xml:space="preserve">Em seguida, uma nova requisição GET para o mesmo id confirmou a exclusão, retornando HTTP 404 Not Found com a mensagem de erro tratada pela aplicação.</w:t>
+      </w:r>
+    </w:p>
+    <w:p>
+      <w:pPr>
+        <w:spacing w:after="120" w:before="200"/>
+        <w:jc w:val="center"/>
+      </w:pPr>
+      <w:r>
+        <w:drawing>
+          <wp:inline distT="0" distB="0" distL="0" distR="0">
+            <wp:extent cx="4953000" cy="2743200"/>
+            <wp:effectExtent t="0" r="0" b="0" l="0"/>
+            <wp:docPr id="1" name="" descr="" title=""/>
+            <wp:cNvGraphicFramePr>
+              <a:graphicFrameLocks xmlns:a="http://schemas.openxmlformats.org/drawingml/2006/main" noChangeAspect="1"/>
+            </wp:cNvGraphicFramePr>
+            <a:graphic xmlns:a="http://schemas.openxmlformats.org/drawingml/2006/main">
+              <a:graphicData uri="http://schemas.openxmlformats.org/drawingml/2006/picture">
+                <pic:pic xmlns:pic="http://schemas.openxmlformats.org/drawingml/2006/picture">
+                  <pic:nvPicPr>
+                    <pic:cNvPr id="0" name="" descr=""/>
+                    <pic:cNvPicPr>
+                      <a:picLocks noChangeAspect="1" noChangeArrowheads="1"/>
+                    </pic:cNvPicPr>
+                  </pic:nvPicPr>
+                  <pic:blipFill>
+                    <a:blip r:embed="rId13" cstate="none"/>
+                    <a:srcRect/>
+                    <a:stretch>
+                      <a:fillRect/>
+                    </a:stretch>
+                  </pic:blipFill>
+                  <pic:spPr bwMode="auto">
+                    <a:xfrm>
+                      <a:off x="0" y="0"/>
+                      <a:ext cx="4953000" cy="2743200"/>
+                    </a:xfrm>
+                    <a:prstGeom prst="rect">
+                      <a:avLst/>
+                    </a:prstGeom>
+                  </pic:spPr>
+                </pic:pic>
+              </a:graphicData>
+            </a:graphic>
+          </wp:inline>
+        </w:drawing>
+      </w:r>
+    </w:p>
+    <w:p>
+      <w:pPr>
+        <w:spacing w:after="280"/>
+        <w:jc w:val="center"/>
+      </w:pPr>
+      <w:r>
+        <w:rPr>
+          <w:i/>
+          <w:iCs/>
+          <w:color w:val="5F5E5A"/>
+          <w:sz w:val="19"/>
+          <w:szCs w:val="19"/>
+        </w:rPr>
+        <w:t xml:space="preserve">Figura 7 — Confirmação da exclusão: GET /produtos/{id} retornando 404 Not Found</w:t>
+      </w:r>
+    </w:p>
+    <w:p>
+      <w:pPr>
         <w:pStyle w:val="Heading1"/>
         <w:spacing w:after="180" w:before="360"/>
       </w:pPr>
